--- a/reports/acdr2026_staff_deployment/広報資料_ACDR2026_1007/内閣府記者発表資料_ACDR2026_案_1007.docx
+++ b/reports/acdr2026_staff_deployment/広報資料_ACDR2026_1007/内閣府記者発表資料_ACDR2026_案_1007.docx
@@ -369,7 +369,7 @@
         <w:rPr>
           <w:rFonts w:ascii="ＭＳ ゴシック" w:eastAsia="ＭＳ ゴシック" w:hAnsi="ＭＳ ゴシック" w:hint="eastAsia"/>
         </w:rPr>
-        <w:t xml:space="preserve">なお、ACDR2026ウェビナー（【ウェビナー登録URL：藤本さんから入手して記入】）より、どなたでも会議を御覧いただけます。</w:t>
+        <w:t xml:space="preserve">なお、ACDR2026ウェビナー（https://us02web.zoom.us/webinar/register/WN_FaH_kDC4RYWDZg3dVu5saA）より、どなたでも会議を御覧いただけます。</w:t>
       </w:r>
     </w:p>
     <w:bookmarkEnd w:id="1"/>
@@ -471,7 +471,7 @@
           <w:rFonts w:ascii="ＭＳ ゴシック" w:eastAsia="ＭＳ ゴシック" w:hAnsi="ＭＳ ゴシック" w:hint="eastAsia"/>
           <w:color w:val="000000"/>
         </w:rPr>
-        <w:t xml:space="preserve">　　　　　　　　（ACDR2026ウェビナー（【ウェビナー登録URL：藤本さんから入手して記入】））</w:t>
+        <w:t xml:space="preserve">　　　　　　　　（ACDR2026ウェビナー（https://us02web.zoom.us/webinar/register/WN_FaH_kDC4RYWDZg3dVu5saA））</w:t>
       </w:r>
     </w:p>
     <w:p>

--- a/reports/acdr2026_staff_deployment/広報資料_ACDR2026_1007/内閣府記者発表資料_ACDR2026_案_1007.docx
+++ b/reports/acdr2026_staff_deployment/広報資料_ACDR2026_1007/内閣府記者発表資料_ACDR2026_案_1007.docx
@@ -15,11 +15,6 @@
           <w:rFonts w:ascii="ＭＳ ゴシック" w:eastAsia="ＭＳ ゴシック" w:hAnsi="ＭＳ ゴシック" w:hint="eastAsia"/>
         </w:rPr>
         <w:t>令和８年10月　日</w:t>
-      </w:r>
-      <w:r>
-        <w:rPr>
-          <w:rFonts w:ascii="ＭＳ ゴシック" w:eastAsia="ＭＳ ゴシック" w:hAnsi="ＭＳ ゴシック" w:hint="eastAsia"/>
-        </w:rPr>
       </w:r>
       <w:r>
         <w:rPr>
@@ -89,36 +84,6 @@
           </wp:anchor>
         </w:drawing>
       </w:r>
-      <w:r>
-        <w:rPr>
-          <w:rFonts w:ascii="ＭＳ ゴシック" w:eastAsia="ＭＳ ゴシック" w:hAnsi="ＭＳ ゴシック" w:hint="eastAsia"/>
-        </w:rPr>
-      </w:r>
-      <w:r>
-        <w:rPr>
-          <w:rFonts w:ascii="ＭＳ ゴシック" w:eastAsia="ＭＳ ゴシック" w:hAnsi="ＭＳ ゴシック" w:hint="eastAsia"/>
-        </w:rPr>
-      </w:r>
-      <w:r>
-        <w:rPr>
-          <w:rFonts w:ascii="ＭＳ ゴシック" w:eastAsia="ＭＳ ゴシック" w:hAnsi="ＭＳ ゴシック" w:hint="eastAsia"/>
-        </w:rPr>
-      </w:r>
-      <w:r>
-        <w:rPr>
-          <w:rFonts w:ascii="ＭＳ ゴシック" w:eastAsia="ＭＳ ゴシック" w:hAnsi="ＭＳ ゴシック" w:hint="eastAsia"/>
-        </w:rPr>
-      </w:r>
-      <w:r>
-        <w:rPr>
-          <w:rFonts w:ascii="ＭＳ ゴシック" w:eastAsia="ＭＳ ゴシック" w:hAnsi="ＭＳ ゴシック" w:hint="eastAsia"/>
-        </w:rPr>
-      </w:r>
-      <w:r>
-        <w:rPr>
-          <w:rFonts w:ascii="ＭＳ ゴシック" w:eastAsia="ＭＳ ゴシック" w:hAnsi="ＭＳ ゴシック" w:hint="eastAsia"/>
-        </w:rPr>
-      </w:r>
     </w:p>
     <w:p>
       <w:pPr>
@@ -156,7 +121,6 @@
     <w:p>
       <w:pPr>
         <w:rPr>
-          <w:rFonts w:hint="eastAsia"/>
           <w:sz w:val="32"/>
         </w:rPr>
       </w:pPr>
@@ -196,7 +160,7 @@
         <w:ind w:leftChars="2600" w:left="6112"/>
         <w:jc w:val="distribute"/>
         <w:rPr>
-          <w:rFonts w:ascii="ＭＳ ゴシック" w:eastAsia="ＭＳ ゴシック" w:hAnsi="ＭＳ ゴシック" w:hint="eastAsia"/>
+          <w:rFonts w:ascii="ＭＳ ゴシック" w:eastAsia="ＭＳ ゴシック" w:hAnsi="ＭＳ ゴシック"/>
         </w:rPr>
       </w:pPr>
     </w:p>
@@ -205,7 +169,7 @@
         <w:spacing w:line="400" w:lineRule="exact"/>
         <w:jc w:val="center"/>
         <w:rPr>
-          <w:rFonts w:ascii="ＭＳ ゴシック" w:eastAsia="ＭＳ ゴシック" w:hAnsi="ＭＳ ゴシック" w:hint="eastAsia"/>
+          <w:rFonts w:ascii="ＭＳ ゴシック" w:eastAsia="ＭＳ ゴシック" w:hAnsi="ＭＳ ゴシック"/>
           <w:b/>
           <w:spacing w:val="-2"/>
         </w:rPr>
@@ -221,70 +185,6 @@
       </w:r>
       <w:r>
         <w:rPr>
-          <w:rFonts w:ascii="ＭＳ ゴシック" w:eastAsia="ＭＳ ゴシック" w:hAnsi="ＭＳ ゴシック" w:hint="eastAsia"/>
-          <w:b/>
-          <w:sz w:val="28"/>
-          <w:szCs w:val="28"/>
-        </w:rPr>
-      </w:r>
-      <w:r>
-        <w:rPr>
-          <w:rFonts w:ascii="ＭＳ ゴシック" w:eastAsia="ＭＳ ゴシック" w:hAnsi="ＭＳ ゴシック" w:hint="eastAsia"/>
-          <w:b/>
-          <w:sz w:val="28"/>
-          <w:szCs w:val="28"/>
-        </w:rPr>
-      </w:r>
-      <w:r>
-        <w:rPr>
-          <w:rFonts w:ascii="ＭＳ ゴシック" w:eastAsia="ＭＳ ゴシック" w:hAnsi="ＭＳ ゴシック" w:hint="eastAsia"/>
-          <w:b/>
-          <w:sz w:val="28"/>
-          <w:szCs w:val="28"/>
-        </w:rPr>
-      </w:r>
-      <w:r>
-        <w:rPr>
-          <w:rFonts w:ascii="ＭＳ ゴシック" w:eastAsia="ＭＳ ゴシック" w:hAnsi="ＭＳ ゴシック" w:hint="eastAsia"/>
-          <w:b/>
-          <w:sz w:val="28"/>
-          <w:szCs w:val="28"/>
-        </w:rPr>
-      </w:r>
-      <w:r>
-        <w:rPr>
-          <w:rFonts w:ascii="ＭＳ ゴシック" w:eastAsia="ＭＳ ゴシック" w:hAnsi="ＭＳ ゴシック" w:hint="eastAsia"/>
-          <w:b/>
-          <w:sz w:val="28"/>
-          <w:szCs w:val="28"/>
-        </w:rPr>
-      </w:r>
-      <w:r>
-        <w:rPr>
-          <w:rFonts w:ascii="ＭＳ ゴシック" w:eastAsia="ＭＳ ゴシック" w:hAnsi="ＭＳ ゴシック" w:hint="eastAsia"/>
-          <w:b/>
-          <w:sz w:val="28"/>
-          <w:szCs w:val="28"/>
-        </w:rPr>
-      </w:r>
-      <w:r>
-        <w:rPr>
-          <w:rFonts w:ascii="ＭＳ ゴシック" w:eastAsia="ＭＳ ゴシック" w:hAnsi="ＭＳ ゴシック" w:hint="eastAsia"/>
-          <w:b/>
-          <w:sz w:val="28"/>
-          <w:szCs w:val="28"/>
-        </w:rPr>
-      </w:r>
-      <w:r>
-        <w:rPr>
-          <w:rFonts w:ascii="ＭＳ ゴシック" w:eastAsia="ＭＳ ゴシック" w:hAnsi="ＭＳ ゴシック" w:hint="eastAsia"/>
-          <w:b/>
-          <w:sz w:val="28"/>
-          <w:szCs w:val="28"/>
-        </w:rPr>
-      </w:r>
-      <w:r>
-        <w:rPr>
           <w:rFonts w:ascii="ＭＳ ゴシック" w:eastAsia="ＭＳ ゴシック" w:hAnsi="ＭＳ ゴシック"/>
           <w:b/>
           <w:sz w:val="28"/>
@@ -300,20 +200,6 @@
         </w:rPr>
         <w:t>～アジア各国の防災能力の向上とアジア地域の防災ネットワークの充実・強化を図ります～</w:t>
       </w:r>
-      <w:r>
-        <w:rPr>
-          <w:rFonts w:ascii="ＭＳ ゴシック" w:eastAsia="ＭＳ ゴシック" w:hAnsi="ＭＳ ゴシック" w:hint="eastAsia"/>
-          <w:b/>
-          <w:spacing w:val="-2"/>
-        </w:rPr>
-      </w:r>
-      <w:r>
-        <w:rPr>
-          <w:rFonts w:ascii="ＭＳ ゴシック" w:eastAsia="ＭＳ ゴシック" w:hAnsi="ＭＳ ゴシック" w:hint="eastAsia"/>
-          <w:b/>
-          <w:spacing w:val="-2"/>
-        </w:rPr>
-      </w:r>
     </w:p>
     <w:p>
       <w:pPr>
@@ -332,7 +218,7 @@
         <w:spacing w:line="240" w:lineRule="exact"/>
         <w:jc w:val="center"/>
         <w:rPr>
-          <w:rFonts w:ascii="ＭＳ ゴシック" w:eastAsia="ＭＳ ゴシック" w:hAnsi="ＭＳ ゴシック" w:hint="eastAsia"/>
+          <w:rFonts w:ascii="ＭＳ ゴシック" w:eastAsia="ＭＳ ゴシック" w:hAnsi="ＭＳ ゴシック"/>
           <w:b/>
           <w:sz w:val="28"/>
           <w:szCs w:val="28"/>
@@ -343,7 +229,7 @@
       <w:pPr>
         <w:ind w:firstLineChars="100" w:firstLine="235"/>
         <w:rPr>
-          <w:rFonts w:ascii="ＭＳ ゴシック" w:eastAsia="ＭＳ ゴシック" w:hAnsi="ＭＳ ゴシック" w:hint="eastAsia"/>
+          <w:rFonts w:ascii="ＭＳ ゴシック" w:eastAsia="ＭＳ ゴシック" w:hAnsi="ＭＳ ゴシック"/>
         </w:rPr>
       </w:pPr>
       <w:bookmarkStart w:id="0" w:name="_Hlk215130208"/>
@@ -462,7 +348,7 @@
     <w:p>
       <w:pPr>
         <w:rPr>
-          <w:rFonts w:ascii="ＭＳ ゴシック" w:eastAsia="ＭＳ ゴシック" w:hAnsi="ＭＳ ゴシック" w:hint="eastAsia"/>
+          <w:rFonts w:ascii="ＭＳ ゴシック" w:eastAsia="ＭＳ ゴシック" w:hAnsi="ＭＳ ゴシック"/>
           <w:color w:val="000000"/>
         </w:rPr>
       </w:pPr>
@@ -481,7 +367,7 @@
         </w:tabs>
         <w:ind w:left="1881" w:hangingChars="800" w:hanging="1881"/>
         <w:rPr>
-          <w:rFonts w:ascii="ＭＳ ゴシック" w:eastAsia="ＭＳ ゴシック" w:hAnsi="ＭＳ ゴシック" w:hint="eastAsia"/>
+          <w:rFonts w:ascii="ＭＳ ゴシック" w:eastAsia="ＭＳ ゴシック" w:hAnsi="ＭＳ ゴシック"/>
           <w:color w:val="000000"/>
         </w:rPr>
       </w:pPr>
@@ -502,7 +388,7 @@
         </w:tabs>
         <w:ind w:left="1881" w:hangingChars="800" w:hanging="1881"/>
         <w:rPr>
-          <w:rFonts w:ascii="ＭＳ ゴシック" w:eastAsia="ＭＳ ゴシック" w:hAnsi="ＭＳ ゴシック" w:hint="eastAsia"/>
+          <w:rFonts w:ascii="ＭＳ ゴシック" w:eastAsia="ＭＳ ゴシック" w:hAnsi="ＭＳ ゴシック"/>
           <w:color w:val="000000"/>
         </w:rPr>
       </w:pPr>
@@ -612,15 +498,15 @@
         </w:tabs>
         <w:ind w:leftChars="800" w:left="1881"/>
         <w:rPr>
+          <w:rFonts w:ascii="ＭＳ ゴシック" w:eastAsia="ＭＳ ゴシック" w:hAnsi="ＭＳ ゴシック"/>
+          <w:color w:val="000000"/>
+        </w:rPr>
+      </w:pPr>
+      <w:r>
+        <w:rPr>
           <w:rFonts w:ascii="ＭＳ ゴシック" w:eastAsia="ＭＳ ゴシック" w:hAnsi="ＭＳ ゴシック" w:hint="eastAsia"/>
           <w:color w:val="000000"/>
         </w:rPr>
-      </w:pPr>
-      <w:r>
-        <w:rPr>
-          <w:rFonts w:ascii="ＭＳ ゴシック" w:eastAsia="ＭＳ ゴシック" w:hAnsi="ＭＳ ゴシック" w:hint="eastAsia"/>
-          <w:color w:val="000000"/>
-        </w:rPr>
         <w:t>防災専門家等</w:t>
       </w:r>
     </w:p>
@@ -659,7 +545,7 @@
       <w:pPr>
         <w:spacing w:line="0" w:lineRule="atLeast"/>
         <w:rPr>
-          <w:rFonts w:ascii="ＭＳ ゴシック" w:eastAsia="ＭＳ ゴシック" w:hAnsi="ＭＳ ゴシック" w:cs="ＭＳ ゴシック" w:hint="eastAsia"/>
+          <w:rFonts w:ascii="ＭＳ ゴシック" w:eastAsia="ＭＳ ゴシック" w:hAnsi="ＭＳ ゴシック" w:cs="ＭＳ ゴシック"/>
           <w:szCs w:val="16"/>
           <w:lang w:eastAsia="zh-TW"/>
         </w:rPr>
@@ -669,20 +555,52 @@
       <w:pPr>
         <w:ind w:firstLineChars="100" w:firstLine="235"/>
         <w:rPr>
+          <w:rFonts w:ascii="ＭＳ ゴシック" w:eastAsia="ＭＳ ゴシック" w:hAnsi="ＭＳ ゴシック" w:cs="ＭＳ ゴシック"/>
+        </w:rPr>
+      </w:pPr>
+      <w:r>
+        <w:rPr>
           <w:rFonts w:ascii="ＭＳ ゴシック" w:eastAsia="ＭＳ ゴシック" w:hAnsi="ＭＳ ゴシック" w:cs="ＭＳ ゴシック" w:hint="eastAsia"/>
         </w:rPr>
-      </w:pPr>
+        <w:t>別紙</w:t>
+      </w:r>
       <w:r>
         <w:rPr>
           <w:rFonts w:ascii="ＭＳ ゴシック" w:eastAsia="ＭＳ ゴシック" w:hAnsi="ＭＳ ゴシック" w:cs="ＭＳ ゴシック" w:hint="eastAsia"/>
         </w:rPr>
+        <w:t>１：プログラム</w:t>
+      </w:r>
+    </w:p>
+    <w:p>
+      <w:pPr>
+        <w:ind w:firstLineChars="100" w:firstLine="235"/>
+        <w:rPr>
+          <w:rFonts w:ascii="ＭＳ ゴシック" w:eastAsia="ＭＳ ゴシック" w:hAnsi="ＭＳ ゴシック" w:cs="ＭＳ ゴシック"/>
+        </w:rPr>
+      </w:pPr>
+      <w:r>
+        <w:rPr>
+          <w:rFonts w:ascii="ＭＳ ゴシック" w:eastAsia="ＭＳ ゴシック" w:hAnsi="ＭＳ ゴシック" w:cs="ＭＳ ゴシック" w:hint="eastAsia"/>
+        </w:rPr>
         <w:t>別紙</w:t>
       </w:r>
       <w:r>
         <w:rPr>
           <w:rFonts w:ascii="ＭＳ ゴシック" w:eastAsia="ＭＳ ゴシック" w:hAnsi="ＭＳ ゴシック" w:cs="ＭＳ ゴシック" w:hint="eastAsia"/>
         </w:rPr>
-        <w:t>１：プログラム</w:t>
+        <w:t>２：</w:t>
+      </w:r>
+      <w:r>
+        <w:rPr>
+          <w:rFonts w:ascii="ＭＳ ゴシック" w:eastAsia="ＭＳ ゴシック" w:hAnsi="ＭＳ ゴシック" w:cs="ＭＳ ゴシック" w:hint="eastAsia"/>
+        </w:rPr>
+        <w:t>過去のアジア防災会議開催</w:t>
+      </w:r>
+      <w:r>
+        <w:rPr>
+          <w:rFonts w:ascii="ＭＳ ゴシック" w:eastAsia="ＭＳ ゴシック" w:hAnsi="ＭＳ ゴシック" w:cs="ＭＳ ゴシック" w:hint="eastAsia"/>
+        </w:rPr>
+        <w:t>地</w:t>
       </w:r>
     </w:p>
     <w:p>
@@ -692,29 +610,12 @@
           <w:rFonts w:ascii="ＭＳ ゴシック" w:eastAsia="ＭＳ ゴシック" w:hAnsi="ＭＳ ゴシック" w:cs="ＭＳ ゴシック"/>
         </w:rPr>
       </w:pPr>
+      <w:bookmarkStart w:id="7" w:name="_Hlk215129901"/>
       <w:r>
         <w:rPr>
           <w:rFonts w:ascii="ＭＳ ゴシック" w:eastAsia="ＭＳ ゴシック" w:hAnsi="ＭＳ ゴシック" w:cs="ＭＳ ゴシック" w:hint="eastAsia"/>
         </w:rPr>
-        <w:t>別紙</w:t>
-      </w:r>
-      <w:r>
-        <w:rPr>
-          <w:rFonts w:ascii="ＭＳ ゴシック" w:eastAsia="ＭＳ ゴシック" w:hAnsi="ＭＳ ゴシック" w:cs="ＭＳ ゴシック" w:hint="eastAsia"/>
-        </w:rPr>
-        <w:t>２：</w:t>
-      </w:r>
-      <w:r>
-        <w:rPr>
-          <w:rFonts w:ascii="ＭＳ ゴシック" w:eastAsia="ＭＳ ゴシック" w:hAnsi="ＭＳ ゴシック" w:cs="ＭＳ ゴシック" w:hint="eastAsia"/>
-        </w:rPr>
-        <w:t>過去のアジア防災会議開催</w:t>
-      </w:r>
-      <w:r>
-        <w:rPr>
-          <w:rFonts w:ascii="ＭＳ ゴシック" w:eastAsia="ＭＳ ゴシック" w:hAnsi="ＭＳ ゴシック" w:cs="ＭＳ ゴシック" w:hint="eastAsia"/>
-        </w:rPr>
-        <w:t>地</w:t>
+        <w:t>別紙３：アジア防災センターメンバー国</w:t>
       </w:r>
     </w:p>
     <w:bookmarkEnd w:id="7"/>
@@ -807,7 +708,7 @@
       <w:pPr>
         <w:spacing w:line="0" w:lineRule="atLeast"/>
         <w:rPr>
-          <w:rFonts w:ascii="ＭＳ ゴシック" w:eastAsia="ＭＳ ゴシック" w:hAnsi="ＭＳ ゴシック" w:cs="ＭＳ ゴシック" w:hint="eastAsia"/>
+          <w:rFonts w:ascii="ＭＳ ゴシック" w:eastAsia="ＭＳ ゴシック" w:hAnsi="ＭＳ ゴシック" w:cs="ＭＳ ゴシック"/>
         </w:rPr>
       </w:pPr>
       <w:r>
@@ -884,7 +785,7 @@
                               <w:ind w:firstLineChars="100" w:firstLine="235"/>
                               <w:jc w:val="left"/>
                               <w:rPr>
-                                <w:rFonts w:ascii="ＭＳ ゴシック" w:eastAsia="ＭＳ ゴシック" w:hAnsi="ＭＳ ゴシック" w:hint="eastAsia"/>
+                                <w:rFonts w:ascii="ＭＳ ゴシック" w:eastAsia="ＭＳ ゴシック" w:hAnsi="ＭＳ ゴシック"/>
                                 <w:b/>
                                 <w:color w:val="000000"/>
                               </w:rPr>
@@ -903,7 +804,7 @@
                               <w:ind w:firstLineChars="100" w:firstLine="235"/>
                               <w:jc w:val="left"/>
                               <w:rPr>
-                                <w:rFonts w:ascii="ＭＳ ゴシック" w:eastAsia="ＭＳ ゴシック" w:hAnsi="ＭＳ ゴシック" w:hint="eastAsia"/>
+                                <w:rFonts w:ascii="ＭＳ ゴシック" w:eastAsia="ＭＳ ゴシック" w:hAnsi="ＭＳ ゴシック"/>
                                 <w:color w:val="000000"/>
                               </w:rPr>
                             </w:pPr>
@@ -950,18 +851,6 @@
                               </w:rPr>
                               <w:t>荒木田</w:t>
                             </w:r>
-                            <w:r>
-                              <w:rPr>
-                                <w:rFonts w:ascii="ＭＳ ゴシック" w:eastAsia="ＭＳ ゴシック" w:hAnsi="ＭＳ ゴシック" w:hint="eastAsia"/>
-                              </w:rPr>
-                              <w:t>、</w:t>
-                            </w:r>
-                            <w:r>
-                              <w:rPr>
-                                <w:rFonts w:ascii="ＭＳ ゴシック" w:eastAsia="ＭＳ ゴシック" w:hAnsi="ＭＳ ゴシック" w:hint="eastAsia"/>
-                              </w:rPr>
-                              <w:t>池田</w:t>
-                            </w:r>
                           </w:p>
                           <w:p>
                             <w:pPr>
@@ -969,7 +858,7 @@
                               <w:ind w:firstLineChars="300" w:firstLine="705"/>
                               <w:jc w:val="left"/>
                               <w:rPr>
-                                <w:rFonts w:ascii="ＭＳ ゴシック" w:eastAsia="ＭＳ ゴシック" w:hAnsi="ＭＳ ゴシック" w:hint="eastAsia"/>
+                                <w:rFonts w:ascii="ＭＳ ゴシック" w:eastAsia="ＭＳ ゴシック" w:hAnsi="ＭＳ ゴシック"/>
                               </w:rPr>
                             </w:pPr>
                             <w:r>
@@ -1002,42 +891,6 @@
                               </w:rPr>
                               <w:t>@adrc.asia</w:t>
                             </w:r>
-                            <w:r>
-                              <w:rPr>
-                                <w:rFonts w:ascii="ＭＳ ゴシック" w:eastAsia="ＭＳ ゴシック" w:hAnsi="ＭＳ ゴシック" w:hint="eastAsia"/>
-                              </w:rPr>
-                              <w:t>,</w:t>
-                            </w:r>
-                            <w:r>
-                              <w:rPr>
-                                <w:rFonts w:ascii="ＭＳ ゴシック" w:eastAsia="ＭＳ ゴシック" w:hAnsi="ＭＳ ゴシック" w:hint="eastAsia"/>
-                              </w:rPr>
-                              <w:t xml:space="preserve"> </w:t>
-                            </w:r>
-                            <w:r>
-                              <w:rPr>
-                                <w:rFonts w:ascii="ＭＳ ゴシック" w:eastAsia="ＭＳ ゴシック" w:hAnsi="ＭＳ ゴシック" w:hint="eastAsia"/>
-                              </w:rPr>
-                              <w:t>mi</w:t>
-                            </w:r>
-                            <w:r>
-                              <w:rPr>
-                                <w:rFonts w:ascii="ＭＳ ゴシック" w:eastAsia="ＭＳ ゴシック" w:hAnsi="ＭＳ ゴシック" w:hint="eastAsia"/>
-                              </w:rPr>
-                              <w:t>-</w:t>
-                            </w:r>
-                            <w:r>
-                              <w:rPr>
-                                <w:rFonts w:ascii="ＭＳ ゴシック" w:eastAsia="ＭＳ ゴシック" w:hAnsi="ＭＳ ゴシック" w:hint="eastAsia"/>
-                              </w:rPr>
-                              <w:t>ikeda</w:t>
-                            </w:r>
-                            <w:r>
-                              <w:rPr>
-                                <w:rFonts w:ascii="ＭＳ ゴシック" w:eastAsia="ＭＳ ゴシック" w:hAnsi="ＭＳ ゴシック" w:hint="eastAsia"/>
-                              </w:rPr>
-                              <w:t>@adrc.asia,</w:t>
-                            </w:r>
                           </w:p>
                           <w:p>
                             <w:pPr>
@@ -1060,7 +913,7 @@
                               <w:spacing w:line="280" w:lineRule="exact"/>
                               <w:jc w:val="left"/>
                               <w:rPr>
-                                <w:rFonts w:ascii="ＭＳ ゴシック" w:eastAsia="ＭＳ ゴシック" w:hAnsi="ＭＳ ゴシック" w:hint="eastAsia"/>
+                                <w:rFonts w:ascii="ＭＳ ゴシック" w:eastAsia="ＭＳ ゴシック" w:hAnsi="ＭＳ ゴシック"/>
                               </w:rPr>
                             </w:pPr>
                             <w:r>
@@ -1076,7 +929,7 @@
                               <w:ind w:firstLineChars="300" w:firstLine="705"/>
                               <w:jc w:val="left"/>
                               <w:rPr>
-                                <w:rFonts w:ascii="ＭＳ ゴシック" w:eastAsia="ＭＳ ゴシック" w:hAnsi="ＭＳ ゴシック" w:hint="eastAsia"/>
+                                <w:rFonts w:ascii="ＭＳ ゴシック" w:eastAsia="ＭＳ ゴシック" w:hAnsi="ＭＳ ゴシック"/>
                                 <w:color w:val="000000"/>
                               </w:rPr>
                             </w:pPr>
@@ -1107,7 +960,7 @@
                               <w:spacing w:line="280" w:lineRule="exact"/>
                               <w:jc w:val="left"/>
                               <w:rPr>
-                                <w:rFonts w:ascii="ＭＳ ゴシック" w:eastAsia="ＭＳ ゴシック" w:hAnsi="ＭＳ ゴシック" w:hint="eastAsia"/>
+                                <w:rFonts w:ascii="ＭＳ ゴシック" w:eastAsia="ＭＳ ゴシック" w:hAnsi="ＭＳ ゴシック"/>
                                 <w:color w:val="000000"/>
                               </w:rPr>
                             </w:pPr>
@@ -1116,49 +969,21 @@
                                 <w:rFonts w:ascii="ＭＳ ゴシック" w:eastAsia="ＭＳ ゴシック" w:hAnsi="ＭＳ ゴシック" w:hint="eastAsia"/>
                                 <w:color w:val="000000"/>
                               </w:rPr>
-                              <w:t xml:space="preserve">　　　担当：〇〇　TEL 03-5797-7543</w:t>
+                              <w:t xml:space="preserve">　　　担当：</w:t>
                             </w:r>
                             <w:r>
                               <w:rPr>
                                 <w:rFonts w:ascii="ＭＳ ゴシック" w:eastAsia="ＭＳ ゴシック" w:hAnsi="ＭＳ ゴシック" w:hint="eastAsia"/>
                                 <w:color w:val="000000"/>
                               </w:rPr>
-                              <w:t/>
+                              <w:t>若尾</w:t>
                             </w:r>
                             <w:r>
                               <w:rPr>
                                 <w:rFonts w:ascii="ＭＳ ゴシック" w:eastAsia="ＭＳ ゴシック" w:hAnsi="ＭＳ ゴシック" w:hint="eastAsia"/>
                                 <w:color w:val="000000"/>
                               </w:rPr>
-                              <w:t/>
-                            </w:r>
-                            <w:r>
-                              <w:rPr>
-                                <w:rFonts w:ascii="ＭＳ ゴシック" w:eastAsia="ＭＳ ゴシック" w:hAnsi="ＭＳ ゴシック" w:hint="eastAsia"/>
-                                <w:color w:val="000000"/>
-                              </w:rPr>
-                              <w:t xml:space="preserve"/>
-                            </w:r>
-                            <w:r>
-                              <w:rPr>
-                                <w:rFonts w:ascii="ＭＳ ゴシック" w:eastAsia="ＭＳ ゴシック" w:hAnsi="ＭＳ ゴシック" w:hint="eastAsia"/>
-                                <w:color w:val="000000"/>
-                              </w:rPr>
-                              <w:t/>
-                            </w:r>
-                            <w:r>
-                              <w:rPr>
-                                <w:rFonts w:ascii="ＭＳ ゴシック" w:eastAsia="ＭＳ ゴシック" w:hAnsi="ＭＳ ゴシック" w:hint="eastAsia"/>
-                                <w:color w:val="000000"/>
-                              </w:rPr>
-                              <w:t/>
-                            </w:r>
-                            <w:r>
-                              <w:rPr>
-                                <w:rFonts w:ascii="ＭＳ ゴシック" w:eastAsia="ＭＳ ゴシック" w:hAnsi="ＭＳ ゴシック" w:hint="eastAsia"/>
-                                <w:color w:val="000000"/>
-                              </w:rPr>
-                              <w:t/>
+                              <w:t xml:space="preserve">　TEL 03-5797-7543</w:t>
                             </w:r>
                           </w:p>
                         </w:txbxContent>
@@ -1189,7 +1014,7 @@
                         <w:ind w:firstLineChars="100" w:firstLine="235"/>
                         <w:jc w:val="left"/>
                         <w:rPr>
-                          <w:rFonts w:ascii="ＭＳ ゴシック" w:eastAsia="ＭＳ ゴシック" w:hAnsi="ＭＳ ゴシック" w:hint="eastAsia"/>
+                          <w:rFonts w:ascii="ＭＳ ゴシック" w:eastAsia="ＭＳ ゴシック" w:hAnsi="ＭＳ ゴシック"/>
                           <w:b/>
                           <w:color w:val="000000"/>
                         </w:rPr>
@@ -1208,7 +1033,7 @@
                         <w:ind w:firstLineChars="100" w:firstLine="235"/>
                         <w:jc w:val="left"/>
                         <w:rPr>
-                          <w:rFonts w:ascii="ＭＳ ゴシック" w:eastAsia="ＭＳ ゴシック" w:hAnsi="ＭＳ ゴシック" w:hint="eastAsia"/>
+                          <w:rFonts w:ascii="ＭＳ ゴシック" w:eastAsia="ＭＳ ゴシック" w:hAnsi="ＭＳ ゴシック"/>
                           <w:color w:val="000000"/>
                         </w:rPr>
                       </w:pPr>
@@ -1255,18 +1080,6 @@
                         </w:rPr>
                         <w:t>荒木田</w:t>
                       </w:r>
-                      <w:r>
-                        <w:rPr>
-                          <w:rFonts w:ascii="ＭＳ ゴシック" w:eastAsia="ＭＳ ゴシック" w:hAnsi="ＭＳ ゴシック" w:hint="eastAsia"/>
-                        </w:rPr>
-                        <w:t>、</w:t>
-                      </w:r>
-                      <w:r>
-                        <w:rPr>
-                          <w:rFonts w:ascii="ＭＳ ゴシック" w:eastAsia="ＭＳ ゴシック" w:hAnsi="ＭＳ ゴシック" w:hint="eastAsia"/>
-                        </w:rPr>
-                        <w:t>池田</w:t>
-                      </w:r>
                     </w:p>
                     <w:p>
                       <w:pPr>
@@ -1274,7 +1087,7 @@
                         <w:ind w:firstLineChars="300" w:firstLine="705"/>
                         <w:jc w:val="left"/>
                         <w:rPr>
-                          <w:rFonts w:ascii="ＭＳ ゴシック" w:eastAsia="ＭＳ ゴシック" w:hAnsi="ＭＳ ゴシック" w:hint="eastAsia"/>
+                          <w:rFonts w:ascii="ＭＳ ゴシック" w:eastAsia="ＭＳ ゴシック" w:hAnsi="ＭＳ ゴシック"/>
                         </w:rPr>
                       </w:pPr>
                       <w:r>
@@ -1307,42 +1120,6 @@
                         </w:rPr>
                         <w:t>@adrc.asia</w:t>
                       </w:r>
-                      <w:r>
-                        <w:rPr>
-                          <w:rFonts w:ascii="ＭＳ ゴシック" w:eastAsia="ＭＳ ゴシック" w:hAnsi="ＭＳ ゴシック" w:hint="eastAsia"/>
-                        </w:rPr>
-                        <w:t>,</w:t>
-                      </w:r>
-                      <w:r>
-                        <w:rPr>
-                          <w:rFonts w:ascii="ＭＳ ゴシック" w:eastAsia="ＭＳ ゴシック" w:hAnsi="ＭＳ ゴシック" w:hint="eastAsia"/>
-                        </w:rPr>
-                        <w:t xml:space="preserve"> </w:t>
-                      </w:r>
-                      <w:r>
-                        <w:rPr>
-                          <w:rFonts w:ascii="ＭＳ ゴシック" w:eastAsia="ＭＳ ゴシック" w:hAnsi="ＭＳ ゴシック" w:hint="eastAsia"/>
-                        </w:rPr>
-                        <w:t>mi</w:t>
-                      </w:r>
-                      <w:r>
-                        <w:rPr>
-                          <w:rFonts w:ascii="ＭＳ ゴシック" w:eastAsia="ＭＳ ゴシック" w:hAnsi="ＭＳ ゴシック" w:hint="eastAsia"/>
-                        </w:rPr>
-                        <w:t>-</w:t>
-                      </w:r>
-                      <w:r>
-                        <w:rPr>
-                          <w:rFonts w:ascii="ＭＳ ゴシック" w:eastAsia="ＭＳ ゴシック" w:hAnsi="ＭＳ ゴシック" w:hint="eastAsia"/>
-                        </w:rPr>
-                        <w:t>ikeda</w:t>
-                      </w:r>
-                      <w:r>
-                        <w:rPr>
-                          <w:rFonts w:ascii="ＭＳ ゴシック" w:eastAsia="ＭＳ ゴシック" w:hAnsi="ＭＳ ゴシック" w:hint="eastAsia"/>
-                        </w:rPr>
-                        <w:t>@adrc.asia,</w:t>
-                      </w:r>
                     </w:p>
                     <w:p>
                       <w:pPr>
@@ -1365,7 +1142,7 @@
                         <w:spacing w:line="280" w:lineRule="exact"/>
                         <w:jc w:val="left"/>
                         <w:rPr>
-                          <w:rFonts w:ascii="ＭＳ ゴシック" w:eastAsia="ＭＳ ゴシック" w:hAnsi="ＭＳ ゴシック" w:hint="eastAsia"/>
+                          <w:rFonts w:ascii="ＭＳ ゴシック" w:eastAsia="ＭＳ ゴシック" w:hAnsi="ＭＳ ゴシック"/>
                         </w:rPr>
                       </w:pPr>
                       <w:r>
@@ -1381,7 +1158,7 @@
                         <w:ind w:firstLineChars="300" w:firstLine="705"/>
                         <w:jc w:val="left"/>
                         <w:rPr>
-                          <w:rFonts w:ascii="ＭＳ ゴシック" w:eastAsia="ＭＳ ゴシック" w:hAnsi="ＭＳ ゴシック" w:hint="eastAsia"/>
+                          <w:rFonts w:ascii="ＭＳ ゴシック" w:eastAsia="ＭＳ ゴシック" w:hAnsi="ＭＳ ゴシック"/>
                           <w:color w:val="000000"/>
                         </w:rPr>
                       </w:pPr>
@@ -1412,7 +1189,7 @@
                         <w:spacing w:line="280" w:lineRule="exact"/>
                         <w:jc w:val="left"/>
                         <w:rPr>
-                          <w:rFonts w:ascii="ＭＳ ゴシック" w:eastAsia="ＭＳ ゴシック" w:hAnsi="ＭＳ ゴシック" w:hint="eastAsia"/>
+                          <w:rFonts w:ascii="ＭＳ ゴシック" w:eastAsia="ＭＳ ゴシック" w:hAnsi="ＭＳ ゴシック"/>
                           <w:color w:val="000000"/>
                         </w:rPr>
                       </w:pPr>
@@ -1421,49 +1198,21 @@
                           <w:rFonts w:ascii="ＭＳ ゴシック" w:eastAsia="ＭＳ ゴシック" w:hAnsi="ＭＳ ゴシック" w:hint="eastAsia"/>
                           <w:color w:val="000000"/>
                         </w:rPr>
-                        <w:t xml:space="preserve">　　　担当：〇〇　TEL 03-5797-7543</w:t>
+                        <w:t xml:space="preserve">　　　担当：</w:t>
                       </w:r>
                       <w:r>
                         <w:rPr>
                           <w:rFonts w:ascii="ＭＳ ゴシック" w:eastAsia="ＭＳ ゴシック" w:hAnsi="ＭＳ ゴシック" w:hint="eastAsia"/>
                           <w:color w:val="000000"/>
                         </w:rPr>
-                        <w:t/>
+                        <w:t>若尾</w:t>
                       </w:r>
                       <w:r>
                         <w:rPr>
                           <w:rFonts w:ascii="ＭＳ ゴシック" w:eastAsia="ＭＳ ゴシック" w:hAnsi="ＭＳ ゴシック" w:hint="eastAsia"/>
                           <w:color w:val="000000"/>
                         </w:rPr>
-                        <w:t/>
-                      </w:r>
-                      <w:r>
-                        <w:rPr>
-                          <w:rFonts w:ascii="ＭＳ ゴシック" w:eastAsia="ＭＳ ゴシック" w:hAnsi="ＭＳ ゴシック" w:hint="eastAsia"/>
-                          <w:color w:val="000000"/>
-                        </w:rPr>
-                        <w:t xml:space="preserve"/>
-                      </w:r>
-                      <w:r>
-                        <w:rPr>
-                          <w:rFonts w:ascii="ＭＳ ゴシック" w:eastAsia="ＭＳ ゴシック" w:hAnsi="ＭＳ ゴシック" w:hint="eastAsia"/>
-                          <w:color w:val="000000"/>
-                        </w:rPr>
-                        <w:t/>
-                      </w:r>
-                      <w:r>
-                        <w:rPr>
-                          <w:rFonts w:ascii="ＭＳ ゴシック" w:eastAsia="ＭＳ ゴシック" w:hAnsi="ＭＳ ゴシック" w:hint="eastAsia"/>
-                          <w:color w:val="000000"/>
-                        </w:rPr>
-                        <w:t/>
-                      </w:r>
-                      <w:r>
-                        <w:rPr>
-                          <w:rFonts w:ascii="ＭＳ ゴシック" w:eastAsia="ＭＳ ゴシック" w:hAnsi="ＭＳ ゴシック" w:hint="eastAsia"/>
-                          <w:color w:val="000000"/>
-                        </w:rPr>
-                        <w:t/>
+                        <w:t xml:space="preserve">　TEL 03-5797-7543</w:t>
                       </w:r>
                     </w:p>
                   </w:txbxContent>
@@ -1475,8 +1224,8 @@
       </w:r>
     </w:p>
     <w:sectPr>
-      <w:headerReference w:type="default" r:id="rId15"/>
-      <w:footerReference w:type="default" r:id="rId16"/>
+      <w:headerReference w:type="default" r:id="rId12"/>
+      <w:footerReference w:type="default" r:id="rId13"/>
       <w:pgSz w:w="11906" w:h="16838" w:code="9"/>
       <w:pgMar w:top="567" w:right="1134" w:bottom="454" w:left="1134" w:header="720" w:footer="720" w:gutter="0"/>
       <w:pgNumType w:start="1"/>
@@ -2050,6 +1799,50 @@
     <w:lsdException w:name="Strong" w:qFormat="1"/>
     <w:lsdException w:name="Emphasis" w:qFormat="1"/>
     <w:lsdException w:name="HTML Preformatted" w:uiPriority="99"/>
+    <w:lsdException w:name="Normal Table" w:semiHidden="1" w:unhideWhenUsed="1"/>
+    <w:lsdException w:name="Table Simple 1" w:semiHidden="1" w:unhideWhenUsed="1"/>
+    <w:lsdException w:name="Table Simple 2" w:semiHidden="1" w:unhideWhenUsed="1"/>
+    <w:lsdException w:name="Table Simple 3" w:semiHidden="1" w:unhideWhenUsed="1"/>
+    <w:lsdException w:name="Table Classic 1" w:semiHidden="1" w:unhideWhenUsed="1"/>
+    <w:lsdException w:name="Table Classic 2" w:semiHidden="1" w:unhideWhenUsed="1"/>
+    <w:lsdException w:name="Table Classic 3" w:semiHidden="1" w:unhideWhenUsed="1"/>
+    <w:lsdException w:name="Table Classic 4" w:semiHidden="1" w:unhideWhenUsed="1"/>
+    <w:lsdException w:name="Table Colorful 1" w:semiHidden="1" w:unhideWhenUsed="1"/>
+    <w:lsdException w:name="Table Colorful 2" w:semiHidden="1" w:unhideWhenUsed="1"/>
+    <w:lsdException w:name="Table Colorful 3" w:semiHidden="1" w:unhideWhenUsed="1"/>
+    <w:lsdException w:name="Table Columns 1" w:semiHidden="1" w:unhideWhenUsed="1"/>
+    <w:lsdException w:name="Table Columns 2" w:semiHidden="1" w:unhideWhenUsed="1"/>
+    <w:lsdException w:name="Table Columns 3" w:semiHidden="1" w:unhideWhenUsed="1"/>
+    <w:lsdException w:name="Table Columns 4" w:semiHidden="1" w:unhideWhenUsed="1"/>
+    <w:lsdException w:name="Table Columns 5" w:semiHidden="1" w:unhideWhenUsed="1"/>
+    <w:lsdException w:name="Table Grid 1" w:semiHidden="1" w:unhideWhenUsed="1"/>
+    <w:lsdException w:name="Table Grid 2" w:semiHidden="1" w:unhideWhenUsed="1"/>
+    <w:lsdException w:name="Table Grid 3" w:semiHidden="1" w:unhideWhenUsed="1"/>
+    <w:lsdException w:name="Table Grid 4" w:semiHidden="1" w:unhideWhenUsed="1"/>
+    <w:lsdException w:name="Table Grid 5" w:semiHidden="1" w:unhideWhenUsed="1"/>
+    <w:lsdException w:name="Table Grid 6" w:semiHidden="1" w:unhideWhenUsed="1"/>
+    <w:lsdException w:name="Table Grid 7" w:semiHidden="1" w:unhideWhenUsed="1"/>
+    <w:lsdException w:name="Table Grid 8" w:semiHidden="1" w:unhideWhenUsed="1"/>
+    <w:lsdException w:name="Table List 1" w:semiHidden="1" w:unhideWhenUsed="1"/>
+    <w:lsdException w:name="Table List 2" w:semiHidden="1" w:unhideWhenUsed="1"/>
+    <w:lsdException w:name="Table List 3" w:semiHidden="1" w:unhideWhenUsed="1"/>
+    <w:lsdException w:name="Table List 4" w:semiHidden="1" w:unhideWhenUsed="1"/>
+    <w:lsdException w:name="Table List 5" w:semiHidden="1" w:unhideWhenUsed="1"/>
+    <w:lsdException w:name="Table List 6" w:semiHidden="1" w:unhideWhenUsed="1"/>
+    <w:lsdException w:name="Table List 7" w:semiHidden="1" w:unhideWhenUsed="1"/>
+    <w:lsdException w:name="Table List 8" w:semiHidden="1" w:unhideWhenUsed="1"/>
+    <w:lsdException w:name="Table 3D effects 1" w:semiHidden="1" w:unhideWhenUsed="1"/>
+    <w:lsdException w:name="Table 3D effects 2" w:semiHidden="1" w:unhideWhenUsed="1"/>
+    <w:lsdException w:name="Table 3D effects 3" w:semiHidden="1" w:unhideWhenUsed="1"/>
+    <w:lsdException w:name="Table Contemporary" w:semiHidden="1" w:unhideWhenUsed="1"/>
+    <w:lsdException w:name="Table Elegant" w:semiHidden="1" w:unhideWhenUsed="1"/>
+    <w:lsdException w:name="Table Professional" w:semiHidden="1" w:unhideWhenUsed="1"/>
+    <w:lsdException w:name="Table Subtle 1" w:semiHidden="1" w:unhideWhenUsed="1"/>
+    <w:lsdException w:name="Table Subtle 2" w:semiHidden="1" w:unhideWhenUsed="1"/>
+    <w:lsdException w:name="Table Web 1" w:semiHidden="1" w:unhideWhenUsed="1"/>
+    <w:lsdException w:name="Table Web 2" w:semiHidden="1" w:unhideWhenUsed="1"/>
+    <w:lsdException w:name="Table Web 3" w:semiHidden="1" w:unhideWhenUsed="1"/>
+    <w:lsdException w:name="Table Theme" w:semiHidden="1" w:unhideWhenUsed="1"/>
     <w:lsdException w:name="Placeholder Text" w:semiHidden="1" w:uiPriority="99"/>
     <w:lsdException w:name="No Spacing" w:uiPriority="1" w:qFormat="1"/>
     <w:lsdException w:name="Light Shading" w:uiPriority="60"/>
@@ -2288,11 +2081,15 @@
   </w:style>
   <w:style w:type="character" w:default="1" w:styleId="a0">
     <w:name w:val="Default Paragraph Font"/>
+    <w:uiPriority w:val="1"/>
     <w:semiHidden/>
+    <w:unhideWhenUsed/>
   </w:style>
   <w:style w:type="table" w:default="1" w:styleId="a1">
     <w:name w:val="Normal Table"/>
+    <w:uiPriority w:val="99"/>
     <w:semiHidden/>
+    <w:unhideWhenUsed/>
     <w:tblPr>
       <w:tblInd w:w="0" w:type="dxa"/>
       <w:tblCellMar>
@@ -2305,7 +2102,9 @@
   </w:style>
   <w:style w:type="numbering" w:default="1" w:styleId="a2">
     <w:name w:val="No List"/>
+    <w:uiPriority w:val="99"/>
     <w:semiHidden/>
+    <w:unhideWhenUsed/>
   </w:style>
   <w:style w:type="paragraph" w:styleId="a3">
     <w:name w:val="Balloon Text"/>
@@ -3049,7 +2848,14 @@
 </file>
 
 <file path=customXml/item2.xml><?xml version="1.0" encoding="utf-8"?>
-<b:Sources xmlns:b="http://schemas.openxmlformats.org/officeDocument/2006/bibliography" xmlns="http://schemas.openxmlformats.org/officeDocument/2006/bibliography" SelectedStyle="\APA.XSL" StyleName="APA"/>
+<p:properties xmlns:p="http://schemas.microsoft.com/office/2006/metadata/properties" xmlns:xsi="http://www.w3.org/2001/XMLSchema-instance" xmlns:pc="http://schemas.microsoft.com/office/infopath/2007/PartnerControls">
+  <documentManagement>
+    <lcf76f155ced4ddcb4097134ff3c332f xmlns="12afa668-aab4-4332-873b-b81843390949">
+      <Terms xmlns="http://schemas.microsoft.com/office/infopath/2007/PartnerControls"/>
+    </lcf76f155ced4ddcb4097134ff3c332f>
+    <TaxCatchAll xmlns="30af0f3a-e3df-46c1-b456-97189aa25b1c"/>
+  </documentManagement>
+</p:properties>
 </file>
 
 <file path=customXml/item3.xml><?xml version="1.0" encoding="utf-8"?>
@@ -3062,14 +2868,7 @@
 </file>
 
 <file path=customXml/item4.xml><?xml version="1.0" encoding="utf-8"?>
-<p:properties xmlns:p="http://schemas.microsoft.com/office/2006/metadata/properties" xmlns:xsi="http://www.w3.org/2001/XMLSchema-instance" xmlns:pc="http://schemas.microsoft.com/office/infopath/2007/PartnerControls">
-  <documentManagement>
-    <lcf76f155ced4ddcb4097134ff3c332f xmlns="12afa668-aab4-4332-873b-b81843390949">
-      <Terms xmlns="http://schemas.microsoft.com/office/infopath/2007/PartnerControls"/>
-    </lcf76f155ced4ddcb4097134ff3c332f>
-    <TaxCatchAll xmlns="30af0f3a-e3df-46c1-b456-97189aa25b1c"/>
-  </documentManagement>
-</p:properties>
+<b:Sources xmlns:b="http://schemas.openxmlformats.org/officeDocument/2006/bibliography" xmlns="http://schemas.openxmlformats.org/officeDocument/2006/bibliography" SelectedStyle="\APA.XSL" StyleName="APA"/>
 </file>
 
 <file path=customXml/itemProps1.xml><?xml version="1.0" encoding="utf-8"?>
@@ -3092,9 +2891,12 @@
 </file>
 
 <file path=customXml/itemProps2.xml><?xml version="1.0" encoding="utf-8"?>
-<ds:datastoreItem xmlns:ds="http://schemas.openxmlformats.org/officeDocument/2006/customXml" ds:itemID="{F168AF16-D1BB-4DA8-ABC2-7AE2C09303D1}">
+<ds:datastoreItem xmlns:ds="http://schemas.openxmlformats.org/officeDocument/2006/customXml" ds:itemID="{C2D28871-464D-4736-807A-0498408FABE6}">
   <ds:schemaRefs>
-    <ds:schemaRef ds:uri="http://schemas.openxmlformats.org/officeDocument/2006/bibliography"/>
+    <ds:schemaRef ds:uri="http://schemas.microsoft.com/office/2006/metadata/properties"/>
+    <ds:schemaRef ds:uri="http://schemas.microsoft.com/office/infopath/2007/PartnerControls"/>
+    <ds:schemaRef ds:uri="12afa668-aab4-4332-873b-b81843390949"/>
+    <ds:schemaRef ds:uri="30af0f3a-e3df-46c1-b456-97189aa25b1c"/>
   </ds:schemaRefs>
 </ds:datastoreItem>
 </file>
@@ -3108,12 +2910,9 @@
 </file>
 
 <file path=customXml/itemProps4.xml><?xml version="1.0" encoding="utf-8"?>
-<ds:datastoreItem xmlns:ds="http://schemas.openxmlformats.org/officeDocument/2006/customXml" ds:itemID="{C2D28871-464D-4736-807A-0498408FABE6}">
+<ds:datastoreItem xmlns:ds="http://schemas.openxmlformats.org/officeDocument/2006/customXml" ds:itemID="{F168AF16-D1BB-4DA8-ABC2-7AE2C09303D1}">
   <ds:schemaRefs>
-    <ds:schemaRef ds:uri="http://schemas.microsoft.com/office/2006/metadata/properties"/>
-    <ds:schemaRef ds:uri="http://schemas.microsoft.com/office/infopath/2007/PartnerControls"/>
-    <ds:schemaRef ds:uri="12afa668-aab4-4332-873b-b81843390949"/>
-    <ds:schemaRef ds:uri="30af0f3a-e3df-46c1-b456-97189aa25b1c"/>
+    <ds:schemaRef ds:uri="http://schemas.openxmlformats.org/officeDocument/2006/bibliography"/>
   </ds:schemaRefs>
 </ds:datastoreItem>
 </file>